--- a/lessons/10-3-group1/homework.docx
+++ b/lessons/10-3-group1/homework.docx
@@ -115,7 +115,7 @@
           <wp:inline distT="0" distB="0" distL="0" distR="0">
             <wp:extent cx="1047750" cy="790575"/>
             <wp:effectExtent t="0" r="0" b="0" l="0"/>
-            <wp:docPr id="1" name="" descr="" title=""/>
+            <wp:docPr id="1" name="puzzle" descr="Picture illustrating the vocabulary word &quot;puzzle&quot;" title="puzzle"/>
             <wp:cNvGraphicFramePr>
               <a:graphicFrameLocks xmlns:a="http://schemas.openxmlformats.org/drawingml/2006/main" noChangeAspect="1"/>
             </wp:cNvGraphicFramePr>
@@ -178,7 +178,7 @@
           <wp:inline distT="0" distB="0" distL="0" distR="0">
             <wp:extent cx="1047750" cy="790575"/>
             <wp:effectExtent t="0" r="0" b="0" l="0"/>
-            <wp:docPr id="1" name="" descr="" title=""/>
+            <wp:docPr id="1" name="pattern" descr="Picture illustrating the vocabulary word &quot;pattern&quot;" title="pattern"/>
             <wp:cNvGraphicFramePr>
               <a:graphicFrameLocks xmlns:a="http://schemas.openxmlformats.org/drawingml/2006/main" noChangeAspect="1"/>
             </wp:cNvGraphicFramePr>
@@ -241,7 +241,7 @@
           <wp:inline distT="0" distB="0" distL="0" distR="0">
             <wp:extent cx="1047750" cy="790575"/>
             <wp:effectExtent t="0" r="0" b="0" l="0"/>
-            <wp:docPr id="1" name="" descr="" title=""/>
+            <wp:docPr id="1" name="pattern rule" descr="Picture illustrating the vocabulary word &quot;pattern rule&quot;" title="pattern rule"/>
             <wp:cNvGraphicFramePr>
               <a:graphicFrameLocks xmlns:a="http://schemas.openxmlformats.org/drawingml/2006/main" noChangeAspect="1"/>
             </wp:cNvGraphicFramePr>
@@ -304,70 +304,7 @@
           <wp:inline distT="0" distB="0" distL="0" distR="0">
             <wp:extent cx="1047750" cy="790575"/>
             <wp:effectExtent t="0" r="0" b="0" l="0"/>
-            <wp:docPr id="1" name="" descr="" title=""/>
-            <wp:cNvGraphicFramePr>
-              <a:graphicFrameLocks xmlns:a="http://schemas.openxmlformats.org/drawingml/2006/main" noChangeAspect="1"/>
-            </wp:cNvGraphicFramePr>
-            <a:graphic xmlns:a="http://schemas.openxmlformats.org/drawingml/2006/main">
-              <a:graphicData uri="http://schemas.openxmlformats.org/drawingml/2006/picture">
-                <pic:pic xmlns:pic="http://schemas.openxmlformats.org/drawingml/2006/picture">
-                  <pic:nvPicPr>
-                    <pic:cNvPr id="0" name="" descr=""/>
-                    <pic:cNvPicPr>
-                      <a:picLocks noChangeAspect="1" noChangeArrowheads="1"/>
-                    </pic:cNvPicPr>
-                  </pic:nvPicPr>
-                  <pic:blipFill>
-                    <a:blip r:embed="rId8" cstate="none"/>
-                    <a:srcRect/>
-                    <a:stretch>
-                      <a:fillRect/>
-                    </a:stretch>
-                  </pic:blipFill>
-                  <pic:spPr bwMode="auto">
-                    <a:xfrm>
-                      <a:off x="0" y="0"/>
-                      <a:ext cx="1047750" cy="790575"/>
-                    </a:xfrm>
-                    <a:prstGeom prst="rect">
-                      <a:avLst/>
-                    </a:prstGeom>
-                  </pic:spPr>
-                </pic:pic>
-              </a:graphicData>
-            </a:graphic>
-          </wp:inline>
-        </w:drawing>
-      </w:r>
-    </w:p>
-    <w:p>
-      <w:pPr>
-        <w:keepNext/>
-        <w:spacing w:after="120"/>
-      </w:pPr>
-      <w:r>
-        <w:rPr>
-          <w:b/>
-          <w:bCs/>
-        </w:rPr>
-        <w:t xml:space="preserve">predict (predecir)</w:t>
-      </w:r>
-      <w:r>
-        <w:t xml:space="preserve"> — To say what will happen before it happens, using a pattern or reasoning.</w:t>
-      </w:r>
-    </w:p>
-    <w:p>
-      <w:pPr>
-        <w:keepNext/>
-        <w:spacing w:after="20" w:before="80"/>
-        <w:jc w:val="center"/>
-      </w:pPr>
-      <w:r>
-        <w:drawing>
-          <wp:inline distT="0" distB="0" distL="0" distR="0">
-            <wp:extent cx="1047750" cy="790575"/>
-            <wp:effectExtent t="0" r="0" b="0" l="0"/>
-            <wp:docPr id="1" name="" descr="" title=""/>
+            <wp:docPr id="1" name="predict" descr="Picture illustrating the vocabulary word &quot;predict&quot;" title="predict"/>
             <wp:cNvGraphicFramePr>
               <a:graphicFrameLocks xmlns:a="http://schemas.openxmlformats.org/drawingml/2006/main" noChangeAspect="1"/>
             </wp:cNvGraphicFramePr>
@@ -413,6 +350,69 @@
           <w:b/>
           <w:bCs/>
         </w:rPr>
+        <w:t xml:space="preserve">predict (predecir)</w:t>
+      </w:r>
+      <w:r>
+        <w:t xml:space="preserve"> — To say what will happen before it happens, using a pattern or reasoning.</w:t>
+      </w:r>
+    </w:p>
+    <w:p>
+      <w:pPr>
+        <w:keepNext/>
+        <w:spacing w:after="20" w:before="80"/>
+        <w:jc w:val="center"/>
+      </w:pPr>
+      <w:r>
+        <w:drawing>
+          <wp:inline distT="0" distB="0" distL="0" distR="0">
+            <wp:extent cx="1047750" cy="790575"/>
+            <wp:effectExtent t="0" r="0" b="0" l="0"/>
+            <wp:docPr id="1" name="organize" descr="Picture illustrating the vocabulary word &quot;organize&quot;" title="organize"/>
+            <wp:cNvGraphicFramePr>
+              <a:graphicFrameLocks xmlns:a="http://schemas.openxmlformats.org/drawingml/2006/main" noChangeAspect="1"/>
+            </wp:cNvGraphicFramePr>
+            <a:graphic xmlns:a="http://schemas.openxmlformats.org/drawingml/2006/main">
+              <a:graphicData uri="http://schemas.openxmlformats.org/drawingml/2006/picture">
+                <pic:pic xmlns:pic="http://schemas.openxmlformats.org/drawingml/2006/picture">
+                  <pic:nvPicPr>
+                    <pic:cNvPr id="0" name="" descr=""/>
+                    <pic:cNvPicPr>
+                      <a:picLocks noChangeAspect="1" noChangeArrowheads="1"/>
+                    </pic:cNvPicPr>
+                  </pic:nvPicPr>
+                  <pic:blipFill>
+                    <a:blip r:embed="rId11" cstate="none"/>
+                    <a:srcRect/>
+                    <a:stretch>
+                      <a:fillRect/>
+                    </a:stretch>
+                  </pic:blipFill>
+                  <pic:spPr bwMode="auto">
+                    <a:xfrm>
+                      <a:off x="0" y="0"/>
+                      <a:ext cx="1047750" cy="790575"/>
+                    </a:xfrm>
+                    <a:prstGeom prst="rect">
+                      <a:avLst/>
+                    </a:prstGeom>
+                  </pic:spPr>
+                </pic:pic>
+              </a:graphicData>
+            </a:graphic>
+          </wp:inline>
+        </w:drawing>
+      </w:r>
+    </w:p>
+    <w:p>
+      <w:pPr>
+        <w:keepNext/>
+        <w:spacing w:after="120"/>
+      </w:pPr>
+      <w:r>
+        <w:rPr>
+          <w:b/>
+          <w:bCs/>
+        </w:rPr>
         <w:t xml:space="preserve">organize (organizar)</w:t>
       </w:r>
       <w:r>
@@ -461,23 +461,23 @@
         <w:spacing w:after="40" w:before="0"/>
       </w:pPr>
       <w:r>
-        <w:t xml:space="preserve">     A. 7 moves</w:t>
-      </w:r>
-    </w:p>
-    <w:p>
-      <w:pPr>
-        <w:spacing w:after="40" w:before="0"/>
-      </w:pPr>
-      <w:r>
-        <w:t xml:space="preserve">     B. 3 moves</w:t>
-      </w:r>
-    </w:p>
-    <w:p>
-      <w:pPr>
-        <w:spacing w:after="40" w:before="0"/>
-      </w:pPr>
-      <w:r>
-        <w:t xml:space="preserve">     C. 6 moves</w:t>
+        <w:t xml:space="preserve">     A. 3 moves</w:t>
+      </w:r>
+    </w:p>
+    <w:p>
+      <w:pPr>
+        <w:spacing w:after="40" w:before="0"/>
+      </w:pPr>
+      <w:r>
+        <w:t xml:space="preserve">     B. 6 moves</w:t>
+      </w:r>
+    </w:p>
+    <w:p>
+      <w:pPr>
+        <w:spacing w:after="40" w:before="0"/>
+      </w:pPr>
+      <w:r>
+        <w:t xml:space="preserve">     C. 7 moves</w:t>
       </w:r>
     </w:p>
     <w:p>
@@ -516,23 +516,23 @@
         <w:spacing w:after="40" w:before="0"/>
       </w:pPr>
       <w:r>
-        <w:t xml:space="preserve">     A. Placing a larger disc on top of a smaller disc</w:t>
-      </w:r>
-    </w:p>
-    <w:p>
-      <w:pPr>
-        <w:spacing w:after="40" w:before="0"/>
-      </w:pPr>
-      <w:r>
-        <w:t xml:space="preserve">     B. Moving one disc at a time</w:t>
-      </w:r>
-    </w:p>
-    <w:p>
-      <w:pPr>
-        <w:spacing w:after="40" w:before="0"/>
-      </w:pPr>
-      <w:r>
-        <w:t xml:space="preserve">     C. Moving the top disc from a stack</w:t>
+        <w:t xml:space="preserve">     A. Moving one disc at a time</w:t>
+      </w:r>
+    </w:p>
+    <w:p>
+      <w:pPr>
+        <w:spacing w:after="40" w:before="0"/>
+      </w:pPr>
+      <w:r>
+        <w:t xml:space="preserve">     B. Moving the top disc from a stack</w:t>
+      </w:r>
+    </w:p>
+    <w:p>
+      <w:pPr>
+        <w:spacing w:after="40" w:before="0"/>
+      </w:pPr>
+      <w:r>
+        <w:t xml:space="preserve">     C. Placing a larger disc on top of a smaller disc</w:t>
       </w:r>
     </w:p>
     <w:p>
@@ -563,39 +563,40 @@
           <w:b/>
           <w:bCs/>
         </w:rPr>
-        <w:t xml:space="preserve">3. The table shows 1 disc → 1 step, 2 discs → 3 steps, 3 discs → 7 steps. What is the pattern rule for the number of steps when you add one more disc?</w:t>
-      </w:r>
-    </w:p>
-    <w:p>
-      <w:pPr>
-        <w:spacing w:after="40" w:before="0"/>
-      </w:pPr>
-      <w:r>
-        <w:t xml:space="preserve">     A. Double the number of steps and add 1</w:t>
-      </w:r>
-    </w:p>
-    <w:p>
-      <w:pPr>
-        <w:spacing w:after="40" w:before="0"/>
-      </w:pPr>
-      <w:r>
-        <w:t xml:space="preserve">     B. Add 2 to the number of steps</w:t>
-      </w:r>
-    </w:p>
-    <w:p>
-      <w:pPr>
-        <w:spacing w:after="40" w:before="0"/>
-      </w:pPr>
-      <w:r>
-        <w:t xml:space="preserve">     C. Add the number of discs to the steps</w:t>
-      </w:r>
-    </w:p>
-    <w:p>
-      <w:pPr>
-        <w:spacing w:after="40" w:before="0"/>
-      </w:pPr>
-      <w:r>
-        <w:t xml:space="preserve">     D. Multiply the number of steps by 3</w:t>
+        <w:t xml:space="preserve">3. The number of discs in a Tower of Hanoi puzzle can vary. What NEVER varies?</w:t>
+      </w:r>
+    </w:p>
+    <w:p>
+      <w:pPr>
+        <w:spacing w:after="60" w:before="120"/>
+      </w:pPr>
+      <w:r>
+        <w:rPr>
+          <w:color w:val="BBBBBB"/>
+        </w:rPr>
+        <w:t xml:space="preserve">______________________________________________________________________</w:t>
+      </w:r>
+    </w:p>
+    <w:p>
+      <w:pPr>
+        <w:spacing w:after="60" w:before="120"/>
+      </w:pPr>
+      <w:r>
+        <w:rPr>
+          <w:color w:val="BBBBBB"/>
+        </w:rPr>
+        <w:t xml:space="preserve">______________________________________________________________________</w:t>
+      </w:r>
+    </w:p>
+    <w:p>
+      <w:pPr>
+        <w:spacing w:after="60" w:before="120"/>
+      </w:pPr>
+      <w:r>
+        <w:rPr>
+          <w:color w:val="BBBBBB"/>
+        </w:rPr>
+        <w:t xml:space="preserve">______________________________________________________________________</w:t>
       </w:r>
     </w:p>
     <w:p>
@@ -618,7 +619,173 @@
           <w:b/>
           <w:bCs/>
         </w:rPr>
-        <w:t xml:space="preserve">4. Use the pattern rule to complete the table: how many steps for a four-disc tower?</w:t>
+        <w:t xml:space="preserve">4. What does it mean to be playful with math? Use the Tower of Hanoi as your example.</w:t>
+      </w:r>
+    </w:p>
+    <w:p>
+      <w:pPr>
+        <w:spacing w:after="60" w:before="120"/>
+      </w:pPr>
+      <w:r>
+        <w:rPr>
+          <w:color w:val="BBBBBB"/>
+        </w:rPr>
+        <w:t xml:space="preserve">______________________________________________________________________</w:t>
+      </w:r>
+    </w:p>
+    <w:p>
+      <w:pPr>
+        <w:spacing w:after="60" w:before="120"/>
+      </w:pPr>
+      <w:r>
+        <w:rPr>
+          <w:color w:val="BBBBBB"/>
+        </w:rPr>
+        <w:t xml:space="preserve">______________________________________________________________________</w:t>
+      </w:r>
+    </w:p>
+    <w:p>
+      <w:pPr>
+        <w:spacing w:after="60" w:before="120"/>
+      </w:pPr>
+      <w:r>
+        <w:rPr>
+          <w:color w:val="BBBBBB"/>
+        </w:rPr>
+        <w:t xml:space="preserve">______________________________________________________________________</w:t>
+      </w:r>
+    </w:p>
+    <w:p>
+      <w:pPr>
+        <w:spacing w:after="60" w:before="120"/>
+      </w:pPr>
+      <w:r>
+        <w:rPr>
+          <w:color w:val="BBBBBB"/>
+        </w:rPr>
+        <w:t xml:space="preserve">______________________________________________________________________</w:t>
+      </w:r>
+    </w:p>
+    <w:p>
+      <w:pPr>
+        <w:spacing w:after="80" w:before="0"/>
+      </w:pPr>
+      <w:r>
+        <w:rPr>
+          <w:b/>
+          <w:bCs/>
+        </w:rPr>
+        <w:t xml:space="preserve">5. The table shows 1 disc → 1 step, 2 discs → 3 steps, 3 discs → 7 steps. What is the pattern rule for the number of steps when you add one more disc?</w:t>
+      </w:r>
+    </w:p>
+    <w:p>
+      <w:pPr>
+        <w:spacing w:after="40" w:before="0"/>
+      </w:pPr>
+      <w:r>
+        <w:t xml:space="preserve">     A. Add 2 to the number of steps</w:t>
+      </w:r>
+    </w:p>
+    <w:p>
+      <w:pPr>
+        <w:spacing w:after="40" w:before="0"/>
+      </w:pPr>
+      <w:r>
+        <w:t xml:space="preserve">     B. Add the number of discs to the steps</w:t>
+      </w:r>
+    </w:p>
+    <w:p>
+      <w:pPr>
+        <w:spacing w:after="40" w:before="0"/>
+      </w:pPr>
+      <w:r>
+        <w:t xml:space="preserve">     C. Multiply the number of steps by 3</w:t>
+      </w:r>
+    </w:p>
+    <w:p>
+      <w:pPr>
+        <w:spacing w:after="40" w:before="0"/>
+      </w:pPr>
+      <w:r>
+        <w:t xml:space="preserve">     D. Double the number of steps and add 1</w:t>
+      </w:r>
+    </w:p>
+    <w:p>
+      <w:pPr>
+        <w:spacing w:after="60" w:before="120"/>
+      </w:pPr>
+      <w:r>
+        <w:rPr>
+          <w:color w:val="BBBBBB"/>
+        </w:rPr>
+        <w:t xml:space="preserve">______________________________________________________________________</w:t>
+      </w:r>
+    </w:p>
+    <w:p>
+      <w:pPr>
+        <w:spacing w:after="80" w:before="0"/>
+      </w:pPr>
+      <w:r>
+        <w:rPr>
+          <w:b/>
+          <w:bCs/>
+        </w:rPr>
+        <w:t xml:space="preserve">6. Use the pattern rule to complete the table: how many steps for a four-disc tower?</w:t>
+      </w:r>
+    </w:p>
+    <w:p>
+      <w:pPr>
+        <w:spacing w:after="40" w:before="0"/>
+      </w:pPr>
+      <w:r>
+        <w:t xml:space="preserve">     A. 9 steps</w:t>
+      </w:r>
+    </w:p>
+    <w:p>
+      <w:pPr>
+        <w:spacing w:after="40" w:before="0"/>
+      </w:pPr>
+      <w:r>
+        <w:t xml:space="preserve">     B. 14 steps</w:t>
+      </w:r>
+    </w:p>
+    <w:p>
+      <w:pPr>
+        <w:spacing w:after="40" w:before="0"/>
+      </w:pPr>
+      <w:r>
+        <w:t xml:space="preserve">     C. 15 steps</w:t>
+      </w:r>
+    </w:p>
+    <w:p>
+      <w:pPr>
+        <w:spacing w:after="40" w:before="0"/>
+      </w:pPr>
+      <w:r>
+        <w:t xml:space="preserve">     D. 28 steps</w:t>
+      </w:r>
+    </w:p>
+    <w:p>
+      <w:pPr>
+        <w:spacing w:after="60" w:before="120"/>
+      </w:pPr>
+      <w:r>
+        <w:rPr>
+          <w:color w:val="BBBBBB"/>
+        </w:rPr>
+        <w:t xml:space="preserve">______________________________________________________________________</w:t>
+      </w:r>
+    </w:p>
+    <w:p>
+      <w:pPr>
+        <w:spacing w:after="80" w:before="0"/>
+      </w:pPr>
+      <w:r>
+        <w:rPr>
+          <w:b/>
+          <w:bCs/>
+        </w:rPr>
+        <w:t xml:space="preserve">7. What is the minimum number of steps to solve a FIVE-disc Tower of Hanoi puzzle?</w:t>
       </w:r>
     </w:p>
     <w:p>
@@ -634,23 +801,23 @@
         <w:spacing w:after="40" w:before="0"/>
       </w:pPr>
       <w:r>
-        <w:t xml:space="preserve">     B. 14 steps</w:t>
-      </w:r>
-    </w:p>
-    <w:p>
-      <w:pPr>
-        <w:spacing w:after="40" w:before="0"/>
-      </w:pPr>
-      <w:r>
-        <w:t xml:space="preserve">     C. 9 steps</w:t>
-      </w:r>
-    </w:p>
-    <w:p>
-      <w:pPr>
-        <w:spacing w:after="40" w:before="0"/>
-      </w:pPr>
-      <w:r>
-        <w:t xml:space="preserve">     D. 28 steps</w:t>
+        <w:t xml:space="preserve">     B. 30 steps</w:t>
+      </w:r>
+    </w:p>
+    <w:p>
+      <w:pPr>
+        <w:spacing w:after="40" w:before="0"/>
+      </w:pPr>
+      <w:r>
+        <w:t xml:space="preserve">     C. 31 steps</w:t>
+      </w:r>
+    </w:p>
+    <w:p>
+      <w:pPr>
+        <w:spacing w:after="40" w:before="0"/>
+      </w:pPr>
+      <w:r>
+        <w:t xml:space="preserve">     D. 35 steps</w:t>
       </w:r>
     </w:p>
     <w:p>
@@ -673,39 +840,40 @@
           <w:b/>
           <w:bCs/>
         </w:rPr>
-        <w:t xml:space="preserve">5. What is the minimum number of steps to solve a FIVE-disc Tower of Hanoi puzzle?</w:t>
-      </w:r>
-    </w:p>
-    <w:p>
-      <w:pPr>
-        <w:spacing w:after="40" w:before="0"/>
-      </w:pPr>
-      <w:r>
-        <w:t xml:space="preserve">     A. 31 steps</w:t>
-      </w:r>
-    </w:p>
-    <w:p>
-      <w:pPr>
-        <w:spacing w:after="40" w:before="0"/>
-      </w:pPr>
-      <w:r>
-        <w:t xml:space="preserve">     B. 15 steps</w:t>
-      </w:r>
-    </w:p>
-    <w:p>
-      <w:pPr>
-        <w:spacing w:after="40" w:before="0"/>
-      </w:pPr>
-      <w:r>
-        <w:t xml:space="preserve">     C. 30 steps</w:t>
-      </w:r>
-    </w:p>
-    <w:p>
-      <w:pPr>
-        <w:spacing w:after="40" w:before="0"/>
-      </w:pPr>
-      <w:r>
-        <w:t xml:space="preserve">     D. 35 steps</w:t>
+        <w:t xml:space="preserve">8. How can you ORGANIZE the information about discs and moves to help you see patterns?</w:t>
+      </w:r>
+    </w:p>
+    <w:p>
+      <w:pPr>
+        <w:spacing w:after="60" w:before="120"/>
+      </w:pPr>
+      <w:r>
+        <w:rPr>
+          <w:color w:val="BBBBBB"/>
+        </w:rPr>
+        <w:t xml:space="preserve">______________________________________________________________________</w:t>
+      </w:r>
+    </w:p>
+    <w:p>
+      <w:pPr>
+        <w:spacing w:after="60" w:before="120"/>
+      </w:pPr>
+      <w:r>
+        <w:rPr>
+          <w:color w:val="BBBBBB"/>
+        </w:rPr>
+        <w:t xml:space="preserve">______________________________________________________________________</w:t>
+      </w:r>
+    </w:p>
+    <w:p>
+      <w:pPr>
+        <w:spacing w:after="60" w:before="120"/>
+      </w:pPr>
+      <w:r>
+        <w:rPr>
+          <w:color w:val="BBBBBB"/>
+        </w:rPr>
+        <w:t xml:space="preserve">______________________________________________________________________</w:t>
       </w:r>
     </w:p>
     <w:p>
@@ -728,129 +896,35 @@
           <w:b/>
           <w:bCs/>
         </w:rPr>
-        <w:t xml:space="preserve">6. </w:t>
-      </w:r>
-    </w:p>
-    <w:p>
-      <w:pPr>
-        <w:spacing w:after="60" w:before="120"/>
-      </w:pPr>
-      <w:r>
-        <w:rPr>
-          <w:color w:val="BBBBBB"/>
-        </w:rPr>
-        <w:t xml:space="preserve">______________________________________________________________________</w:t>
-      </w:r>
-    </w:p>
-    <w:p>
-      <w:pPr>
-        <w:spacing w:after="60" w:before="120"/>
-      </w:pPr>
-      <w:r>
-        <w:rPr>
-          <w:color w:val="BBBBBB"/>
-        </w:rPr>
-        <w:t xml:space="preserve">______________________________________________________________________</w:t>
-      </w:r>
-    </w:p>
-    <w:p>
-      <w:pPr>
-        <w:spacing w:after="60" w:before="120"/>
-      </w:pPr>
-      <w:r>
-        <w:rPr>
-          <w:color w:val="BBBBBB"/>
-        </w:rPr>
-        <w:t xml:space="preserve">______________________________________________________________________</w:t>
-      </w:r>
-    </w:p>
-    <w:p>
-      <w:pPr>
-        <w:spacing w:after="60" w:before="120"/>
-      </w:pPr>
-      <w:r>
-        <w:rPr>
-          <w:color w:val="BBBBBB"/>
-        </w:rPr>
-        <w:t xml:space="preserve">______________________________________________________________________</w:t>
-      </w:r>
-    </w:p>
-    <w:p>
-      <w:pPr>
-        <w:spacing w:after="80" w:before="0"/>
-      </w:pPr>
-      <w:r>
-        <w:rPr>
-          <w:b/>
-          <w:bCs/>
-        </w:rPr>
-        <w:t xml:space="preserve">7. Why is finding a pattern MORE powerful than just solving the three-disc puzzle by hand?</w:t>
-      </w:r>
-    </w:p>
-    <w:p>
-      <w:pPr>
-        <w:spacing w:after="40" w:before="0"/>
-      </w:pPr>
-      <w:r>
-        <w:t xml:space="preserve">     A. The pattern predicts the answer for towers you have never played, like five or six discs</w:t>
-      </w:r>
-    </w:p>
-    <w:p>
-      <w:pPr>
-        <w:spacing w:after="40" w:before="0"/>
-      </w:pPr>
-      <w:r>
-        <w:t xml:space="preserve">     B. The pattern lets you skip the rules of the puzzle</w:t>
-      </w:r>
-    </w:p>
-    <w:p>
-      <w:pPr>
-        <w:spacing w:after="40" w:before="0"/>
-      </w:pPr>
-      <w:r>
-        <w:t xml:space="preserve">     C. Patterns make the discs move by themselves</w:t>
-      </w:r>
-    </w:p>
-    <w:p>
-      <w:pPr>
-        <w:spacing w:after="40" w:before="0"/>
-      </w:pPr>
-      <w:r>
-        <w:t xml:space="preserve">     D. A pattern proves the puzzle is impossible</w:t>
-      </w:r>
-    </w:p>
-    <w:p>
-      <w:pPr>
-        <w:spacing w:after="60" w:before="120"/>
-      </w:pPr>
-      <w:r>
-        <w:rPr>
-          <w:color w:val="BBBBBB"/>
-        </w:rPr>
-        <w:t xml:space="preserve">______________________________________________________________________</w:t>
-      </w:r>
-    </w:p>
-    <w:p>
-      <w:pPr>
-        <w:spacing w:after="80" w:before="0"/>
-      </w:pPr>
-      <w:r>
-        <w:rPr>
-          <w:b/>
-          <w:bCs/>
-        </w:rPr>
-        <w:t xml:space="preserve">8. </w:t>
-      </w:r>
-    </w:p>
-    <w:p>
-      <w:pPr>
-        <w:spacing w:after="60" w:before="120"/>
-      </w:pPr>
-      <w:r>
-        <w:rPr>
-          <w:color w:val="BBBBBB"/>
-        </w:rPr>
-        <w:t xml:space="preserve">______________________________________________________________________</w:t>
+        <w:t xml:space="preserve">9. Fix our table's thinking</w:t>
+      </w:r>
+    </w:p>
+    <w:p>
+      <w:pPr>
+        <w:spacing w:after="40" w:before="0"/>
+      </w:pPr>
+      <w:r>
+        <w:t xml:space="preserve">   Step 1 (The problem): How many moves does a one-disc tower take? A two-disc tower?</w:t>
+      </w:r>
+    </w:p>
+    <w:p>
+      <w:pPr>
+        <w:spacing w:after="40" w:before="0"/>
+      </w:pPr>
+      <w:r>
+        <w:t xml:space="preserve">   Step 2 (A classmate at our table answered): 1 move and 2 moves</w:t>
+      </w:r>
+    </w:p>
+    <w:p>
+      <w:pPr>
+        <w:spacing w:after="60" w:before="0"/>
+      </w:pPr>
+      <w:r>
+        <w:rPr>
+          <w:i/>
+          <w:iCs/>
+        </w:rPr>
+        <w:t xml:space="preserve">Which step has the mistake? Explain and fix it:</w:t>
       </w:r>
     </w:p>
     <w:p>
@@ -913,7 +987,7 @@
           <w:b/>
           <w:bCs/>
         </w:rPr>
-        <w:t xml:space="preserve">1. A. 7 moves</w:t>
+        <w:t xml:space="preserve">1. C. 7 moves</w:t>
       </w:r>
     </w:p>
     <w:p>
@@ -945,7 +1019,7 @@
           <w:b/>
           <w:bCs/>
         </w:rPr>
-        <w:t xml:space="preserve">2. A. Placing a larger disc on top of a smaller disc</w:t>
+        <w:t xml:space="preserve">2. C. Placing a larger disc on top of a smaller disc</w:t>
       </w:r>
     </w:p>
     <w:p>
@@ -977,7 +1051,31 @@
           <w:b/>
           <w:bCs/>
         </w:rPr>
-        <w:t xml:space="preserve">3. A. Double the number of steps and add 1</w:t>
+        <w:t xml:space="preserve">3. Open response — answers will vary.</w:t>
+      </w:r>
+    </w:p>
+    <w:p>
+      <w:pPr>
+        <w:spacing w:after="40" w:before="0"/>
+      </w:pPr>
+      <w:r>
+        <w:rPr>
+          <w:b/>
+          <w:bCs/>
+        </w:rPr>
+        <w:t xml:space="preserve">4. Open response — answers will vary.</w:t>
+      </w:r>
+    </w:p>
+    <w:p>
+      <w:pPr>
+        <w:spacing w:after="40" w:before="0"/>
+      </w:pPr>
+      <w:r>
+        <w:rPr>
+          <w:b/>
+          <w:bCs/>
+        </w:rPr>
+        <w:t xml:space="preserve">5. D. Double the number of steps and add 1</w:t>
       </w:r>
     </w:p>
     <w:p>
@@ -1009,7 +1107,7 @@
           <w:b/>
           <w:bCs/>
         </w:rPr>
-        <w:t xml:space="preserve">4. A. 15 steps</w:t>
+        <w:t xml:space="preserve">6. C. 15 steps</w:t>
       </w:r>
     </w:p>
     <w:p>
@@ -1041,7 +1139,7 @@
           <w:b/>
           <w:bCs/>
         </w:rPr>
-        <w:t xml:space="preserve">5. A. 31 steps</w:t>
+        <w:t xml:space="preserve">7. C. 31 steps</w:t>
       </w:r>
     </w:p>
     <w:p>
@@ -1073,19 +1171,19 @@
           <w:b/>
           <w:bCs/>
         </w:rPr>
-        <w:t xml:space="preserve">6. Open response — answers will vary.</w:t>
-      </w:r>
-    </w:p>
-    <w:p>
-      <w:pPr>
-        <w:spacing w:after="40" w:before="0"/>
-      </w:pPr>
-      <w:r>
-        <w:rPr>
-          <w:b/>
-          <w:bCs/>
-        </w:rPr>
-        <w:t xml:space="preserve">7. A. The pattern predicts the answer for towers you have never played, like five or six discs</w:t>
+        <w:t xml:space="preserve">8. Open response — answers will vary.</w:t>
+      </w:r>
+    </w:p>
+    <w:p>
+      <w:pPr>
+        <w:spacing w:after="40" w:before="0"/>
+      </w:pPr>
+      <w:r>
+        <w:rPr>
+          <w:b/>
+          <w:bCs/>
+        </w:rPr>
+        <w:t xml:space="preserve">9. Fix our table's thinking</w:t>
       </w:r>
     </w:p>
     <w:p>
@@ -1093,31 +1191,15 @@
         <w:spacing w:after="20" w:before="0"/>
       </w:pPr>
       <w:r>
-        <w:t xml:space="preserve">     The pattern told us a five-disc tower needs a minimum of 31 steps — without moving a single disc.</w:t>
-      </w:r>
-    </w:p>
-    <w:p>
-      <w:pPr>
-        <w:spacing w:after="80" w:before="0"/>
-      </w:pPr>
-      <w:r>
-        <w:rPr>
-          <w:i/>
-          <w:iCs/>
-        </w:rPr>
-        <w:t xml:space="preserve">     Watch for: Doubling the previous number of steps but forgetting to add 1 — answering 14 instead of 15 for four discs, or 30 instead of 31 for five.</w:t>
-      </w:r>
-    </w:p>
-    <w:p>
-      <w:pPr>
-        <w:spacing w:after="40" w:before="0"/>
-      </w:pPr>
-      <w:r>
-        <w:rPr>
-          <w:b/>
-          <w:bCs/>
-        </w:rPr>
-        <w:t xml:space="preserve">8. Open response — answers will vary.</w:t>
+        <w:t xml:space="preserve">     The mistake is in Step 2.</w:t>
+      </w:r>
+    </w:p>
+    <w:p>
+      <w:pPr>
+        <w:spacing w:after="20" w:before="0"/>
+      </w:pPr>
+      <w:r>
+        <w:t xml:space="preserve">     Correct work: The correct answer is 1 move and 3 moves. You can solve a one-disc tower in 1 step and a two-disc tower in 3 steps.</w:t>
       </w:r>
     </w:p>
     <w:sectPr>
@@ -1306,7 +1388,14 @@
 <file path=word/styles.xml><?xml version="1.0" encoding="utf-8"?>
 <w:styles xmlns:mc="http://schemas.openxmlformats.org/markup-compatibility/2006" xmlns:r="http://schemas.openxmlformats.org/officeDocument/2006/relationships" xmlns:w="http://schemas.openxmlformats.org/wordprocessingml/2006/main" xmlns:w14="http://schemas.microsoft.com/office/word/2010/wordml" xmlns:w15="http://schemas.microsoft.com/office/word/2012/wordml" mc:Ignorable="w14 w15">
   <w:docDefaults>
-    <w:rPrDefault/>
+    <w:rPrDefault>
+      <w:rPr>
+        <w:rFonts w:ascii="Arial" w:cs="Arial" w:eastAsia="Arial" w:hAnsi="Arial"/>
+        <w:sz w:val="22"/>
+        <w:szCs w:val="22"/>
+        <w:lang w:val="en-US"/>
+      </w:rPr>
+    </w:rPrDefault>
     <w:pPrDefault/>
   </w:docDefaults>
   <w:style w:type="paragraph" w:styleId="Title">
@@ -1324,10 +1413,16 @@
     <w:basedOn w:val="Normal"/>
     <w:next w:val="Normal"/>
     <w:qFormat/>
+    <w:pPr>
+      <w:keepNext/>
+    </w:pPr>
     <w:rPr>
-      <w:color w:val="2E74B5"/>
-      <w:sz w:val="32"/>
-      <w:szCs w:val="32"/>
+      <w:rFonts w:ascii="Arial" w:cs="Arial" w:eastAsia="Arial" w:hAnsi="Arial"/>
+      <w:b/>
+      <w:bCs/>
+      <w:color w:val="183E56"/>
+      <w:sz w:val="34"/>
+      <w:szCs w:val="34"/>
     </w:rPr>
   </w:style>
   <w:style w:type="paragraph" w:styleId="Heading2">
@@ -1335,8 +1430,14 @@
     <w:basedOn w:val="Normal"/>
     <w:next w:val="Normal"/>
     <w:qFormat/>
+    <w:pPr>
+      <w:keepNext/>
+    </w:pPr>
     <w:rPr>
-      <w:color w:val="2E74B5"/>
+      <w:rFonts w:ascii="Arial" w:cs="Arial" w:eastAsia="Arial" w:hAnsi="Arial"/>
+      <w:b/>
+      <w:bCs/>
+      <w:color w:val="176B70"/>
       <w:sz w:val="26"/>
       <w:szCs w:val="26"/>
     </w:rPr>

--- a/lessons/10-3-group1/homework.docx
+++ b/lessons/10-3-group1/homework.docx
@@ -960,248 +960,6 @@
         <w:t xml:space="preserve">______________________________________________________________________</w:t>
       </w:r>
     </w:p>
-    <w:p>
-      <w:r>
-        <w:br w:type="page"/>
-      </w:r>
-    </w:p>
-    <w:p>
-      <w:pPr>
-        <w:pStyle w:val="Heading1"/>
-        <w:spacing w:after="120"/>
-      </w:pPr>
-      <w:r>
-        <w:rPr>
-          <w:b/>
-          <w:bCs/>
-        </w:rPr>
-        <w:t xml:space="preserve">Answer Key (Teacher)</w:t>
-      </w:r>
-    </w:p>
-    <w:p>
-      <w:pPr>
-        <w:spacing w:after="40" w:before="0"/>
-      </w:pPr>
-      <w:r>
-        <w:rPr>
-          <w:b/>
-          <w:bCs/>
-        </w:rPr>
-        <w:t xml:space="preserve">1. C. 7 moves</w:t>
-      </w:r>
-    </w:p>
-    <w:p>
-      <w:pPr>
-        <w:spacing w:after="20" w:before="0"/>
-      </w:pPr>
-      <w:r>
-        <w:t xml:space="preserve">     It takes at least 7 moves to solve a three-disc Tower of Hanoi puzzle.</w:t>
-      </w:r>
-    </w:p>
-    <w:p>
-      <w:pPr>
-        <w:spacing w:after="80" w:before="0"/>
-      </w:pPr>
-      <w:r>
-        <w:rPr>
-          <w:i/>
-          <w:iCs/>
-        </w:rPr>
-        <w:t xml:space="preserve">     Watch for: Doubling the previous number of steps but forgetting to add 1 — answering 14 instead of 15 for four discs, or 30 instead of 31 for five.</w:t>
-      </w:r>
-    </w:p>
-    <w:p>
-      <w:pPr>
-        <w:spacing w:after="40" w:before="0"/>
-      </w:pPr>
-      <w:r>
-        <w:rPr>
-          <w:b/>
-          <w:bCs/>
-        </w:rPr>
-        <w:t xml:space="preserve">2. C. Placing a larger disc on top of a smaller disc</w:t>
-      </w:r>
-    </w:p>
-    <w:p>
-      <w:pPr>
-        <w:spacing w:after="20" w:before="0"/>
-      </w:pPr>
-      <w:r>
-        <w:t xml:space="preserve">     A larger disc can never be on top of a smaller disc — that is the rule that makes the puzzle a puzzle.</w:t>
-      </w:r>
-    </w:p>
-    <w:p>
-      <w:pPr>
-        <w:spacing w:after="80" w:before="0"/>
-      </w:pPr>
-      <w:r>
-        <w:rPr>
-          <w:i/>
-          <w:iCs/>
-        </w:rPr>
-        <w:t xml:space="preserve">     Watch for: Doubling the previous number of steps but forgetting to add 1 — answering 14 instead of 15 for four discs, or 30 instead of 31 for five.</w:t>
-      </w:r>
-    </w:p>
-    <w:p>
-      <w:pPr>
-        <w:spacing w:after="40" w:before="0"/>
-      </w:pPr>
-      <w:r>
-        <w:rPr>
-          <w:b/>
-          <w:bCs/>
-        </w:rPr>
-        <w:t xml:space="preserve">3. Open response — answers will vary.</w:t>
-      </w:r>
-    </w:p>
-    <w:p>
-      <w:pPr>
-        <w:spacing w:after="40" w:before="0"/>
-      </w:pPr>
-      <w:r>
-        <w:rPr>
-          <w:b/>
-          <w:bCs/>
-        </w:rPr>
-        <w:t xml:space="preserve">4. Open response — answers will vary.</w:t>
-      </w:r>
-    </w:p>
-    <w:p>
-      <w:pPr>
-        <w:spacing w:after="40" w:before="0"/>
-      </w:pPr>
-      <w:r>
-        <w:rPr>
-          <w:b/>
-          <w:bCs/>
-        </w:rPr>
-        <w:t xml:space="preserve">5. D. Double the number of steps and add 1</w:t>
-      </w:r>
-    </w:p>
-    <w:p>
-      <w:pPr>
-        <w:spacing w:after="20" w:before="0"/>
-      </w:pPr>
-      <w:r>
-        <w:t xml:space="preserve">     1 × 2 + 1 = 3 and 3 × 2 + 1 = 7, so each new disc doubles the steps and adds 1.</w:t>
-      </w:r>
-    </w:p>
-    <w:p>
-      <w:pPr>
-        <w:spacing w:after="80" w:before="0"/>
-      </w:pPr>
-      <w:r>
-        <w:rPr>
-          <w:i/>
-          <w:iCs/>
-        </w:rPr>
-        <w:t xml:space="preserve">     Watch for: Doubling the previous number of steps but forgetting to add 1 — answering 14 instead of 15 for four discs, or 30 instead of 31 for five.</w:t>
-      </w:r>
-    </w:p>
-    <w:p>
-      <w:pPr>
-        <w:spacing w:after="40" w:before="0"/>
-      </w:pPr>
-      <w:r>
-        <w:rPr>
-          <w:b/>
-          <w:bCs/>
-        </w:rPr>
-        <w:t xml:space="preserve">6. C. 15 steps</w:t>
-      </w:r>
-    </w:p>
-    <w:p>
-      <w:pPr>
-        <w:spacing w:after="20" w:before="0"/>
-      </w:pPr>
-      <w:r>
-        <w:t xml:space="preserve">     A three-disc tower takes 7 steps, so a four-disc tower takes 7 × 2 + 1 = 15 steps.</w:t>
-      </w:r>
-    </w:p>
-    <w:p>
-      <w:pPr>
-        <w:spacing w:after="80" w:before="0"/>
-      </w:pPr>
-      <w:r>
-        <w:rPr>
-          <w:i/>
-          <w:iCs/>
-        </w:rPr>
-        <w:t xml:space="preserve">     Watch for: Doubling the previous number of steps but forgetting to add 1 — answering 14 instead of 15 for four discs, or 30 instead of 31 for five.</w:t>
-      </w:r>
-    </w:p>
-    <w:p>
-      <w:pPr>
-        <w:spacing w:after="40" w:before="0"/>
-      </w:pPr>
-      <w:r>
-        <w:rPr>
-          <w:b/>
-          <w:bCs/>
-        </w:rPr>
-        <w:t xml:space="preserve">7. C. 31 steps</w:t>
-      </w:r>
-    </w:p>
-    <w:p>
-      <w:pPr>
-        <w:spacing w:after="20" w:before="0"/>
-      </w:pPr>
-      <w:r>
-        <w:t xml:space="preserve">     A four-disc tower takes 15 steps, so a five-disc tower takes 15 × 2 + 1 = 31 steps.</w:t>
-      </w:r>
-    </w:p>
-    <w:p>
-      <w:pPr>
-        <w:spacing w:after="80" w:before="0"/>
-      </w:pPr>
-      <w:r>
-        <w:rPr>
-          <w:i/>
-          <w:iCs/>
-        </w:rPr>
-        <w:t xml:space="preserve">     Watch for: Doubling the previous number of steps but forgetting to add 1 — answering 14 instead of 15 for four discs, or 30 instead of 31 for five.</w:t>
-      </w:r>
-    </w:p>
-    <w:p>
-      <w:pPr>
-        <w:spacing w:after="40" w:before="0"/>
-      </w:pPr>
-      <w:r>
-        <w:rPr>
-          <w:b/>
-          <w:bCs/>
-        </w:rPr>
-        <w:t xml:space="preserve">8. Open response — answers will vary.</w:t>
-      </w:r>
-    </w:p>
-    <w:p>
-      <w:pPr>
-        <w:spacing w:after="40" w:before="0"/>
-      </w:pPr>
-      <w:r>
-        <w:rPr>
-          <w:b/>
-          <w:bCs/>
-        </w:rPr>
-        <w:t xml:space="preserve">9. Fix our table's thinking</w:t>
-      </w:r>
-    </w:p>
-    <w:p>
-      <w:pPr>
-        <w:spacing w:after="20" w:before="0"/>
-      </w:pPr>
-      <w:r>
-        <w:t xml:space="preserve">     The mistake is in Step 2.</w:t>
-      </w:r>
-    </w:p>
-    <w:p>
-      <w:pPr>
-        <w:spacing w:after="20" w:before="0"/>
-      </w:pPr>
-      <w:r>
-        <w:t xml:space="preserve">     Correct work: The correct answer is 1 move and 3 moves. You can solve a one-disc tower in 1 step and a two-disc tower in 3 steps.</w:t>
-      </w:r>
-    </w:p>
     <w:sectPr>
       <w:pgSz w:w="11906" w:h="16838" w:orient="portrait"/>
       <w:pgMar w:top="720" w:right="900" w:bottom="720" w:left="900" w:header="708" w:footer="708" w:gutter="0"/>
